--- a/Documentos/Outros/Gabarito_Instrutores.docx
+++ b/Documentos/Outros/Gabarito_Instrutores.docx
@@ -238,7 +238,7 @@
           <w:color w:val="050517"/>
           <w:sz w:val="23"/>
         </w:rPr>
-        <w:t>Lucas Araujo e [nome do parceiro]</w:t>
+        <w:t>Lucas Galindo e Lucas Araujo</w:t>
       </w:r>
     </w:p>
     <w:p>
